--- a/klagomål/A 35895-2026 FSC-klagomål.docx
+++ b/klagomål/A 35895-2026 FSC-klagomål.docx
@@ -1001,7 +1001,7 @@
     <w:r>
       <w:tab/>
       <w:tab/>
-      <w:t>2026-09-02</w:t>
+      <w:t>2026-09-03</w:t>
       <w:br/>
       <w:br/>
     </w:r>

--- a/klagomål/A 35895-2026 FSC-klagomål.docx
+++ b/klagomål/A 35895-2026 FSC-klagomål.docx
@@ -1001,7 +1001,7 @@
     <w:r>
       <w:tab/>
       <w:tab/>
-      <w:t>2026-09-03</w:t>
+      <w:t>2026-09-04</w:t>
       <w:br/>
       <w:br/>
     </w:r>

--- a/klagomål/A 35895-2026 FSC-klagomål.docx
+++ b/klagomål/A 35895-2026 FSC-klagomål.docx
@@ -1001,7 +1001,7 @@
     <w:r>
       <w:tab/>
       <w:tab/>
-      <w:t>2026-09-04</w:t>
+      <w:t>2026-09-05</w:t>
       <w:br/>
       <w:br/>
     </w:r>

--- a/klagomål/A 35895-2026 FSC-klagomål.docx
+++ b/klagomål/A 35895-2026 FSC-klagomål.docx
@@ -1001,7 +1001,7 @@
     <w:r>
       <w:tab/>
       <w:tab/>
-      <w:t>2026-09-05</w:t>
+      <w:t>2026-09-06</w:t>
       <w:br/>
       <w:br/>
     </w:r>

--- a/klagomål/A 35895-2026 FSC-klagomål.docx
+++ b/klagomål/A 35895-2026 FSC-klagomål.docx
@@ -221,7 +221,7 @@
     </w:p>
     <w:p>
       <w:r>
-        <w:t>I och inom 25 meter från avverkningsanmälan finns fynd av 21 naturvårdsarter, varav 5 är rödlistade, 11 är fridlysta, 4 är typiska (T) och 7 är signalarter (S): granbronssopp (VU), hasselsnok (VU, §4a), motaggsvamp (NT, T), rödvingetrast (NT, §4), Elaphomyces nemoreus (DD), blanksvart trämyra (S), blomkålssvamp (S), huvudlik svampklubba (S), kambräken (S, T), stubbspretmossa (S, T), toppvaxing (S), zontaggsvamp (S), spillkråka (T, §4), gröngöling (§4), grönsiska (§4), kråka (§4), kungsfågel (§4), svartvit flugsnappare (§4), vanlig groda (§6), vanlig padda (§6) och vanlig snok (§6). Se Figur 1.</w:t>
+        <w:t>I och inom 25 meter från avverkningsanmälan finns fynd av 22 naturvårdsarter, varav 5 är rödlistade, 11 är fridlysta, 5 är typiska (T) och 7 är signalarter (S): granbronssopp (VU), hasselsnok (VU, §4a), motaggsvamp (NT, T), rödvingetrast (NT, §4), Elaphomyces nemoreus (DD), blanksvart trämyra (S), blomkålssvamp (S), huvudlik svampklubba (S), kambräken (S, T), stubbspretmossa (S, T), toppvaxing (S), zontaggsvamp (S), spillkråka (T, §4), svavelticka (T), gröngöling (§4), grönsiska (§4), kråka (§4), kungsfågel (§4), svartvit flugsnappare (§4), vanlig groda (§6), vanlig padda (§6) och vanlig snok (§6). Se Figur 1.</w:t>
       </w:r>
     </w:p>
     <w:p>
@@ -496,6 +496,62 @@
       </w:r>
     </w:p>
     <w:p>
+      <w:r>
+        <w:rPr>
+          <w:b/>
+        </w:rPr>
+        <w:t xml:space="preserve">Svavelticka </w:t>
+      </w:r>
+      <w:r>
+        <w:t xml:space="preserve">påträffas i löv- och blandskog samt hagmark där den växer på döda stampartier och i håligheter på ek. Ibland även på andra lövträd, t.ex. körsbär, oxel, pil och poppel. Svavelticka är typisk art för </w:t>
+      </w:r>
+      <w:r>
+        <w:rPr>
+          <w:i/>
+        </w:rPr>
+        <w:t xml:space="preserve">9020 Nordlig ädellövskog </w:t>
+      </w:r>
+      <w:r>
+        <w:t xml:space="preserve">och ett stort antal sällsynta och rödlistade arter gynnas av den brunrötning som arten ger upphov till. Bland dessa kan nämnas brunoxe (EN), eksvartrock (EN), </w:t>
+      </w:r>
+      <w:r>
+        <w:rPr>
+          <w:i/>
+        </w:rPr>
+        <w:t>Prostomis mandibularis</w:t>
+      </w:r>
+      <w:r>
+        <w:t xml:space="preserve"> (EN), Svart guldbagge (EN), </w:t>
+      </w:r>
+      <w:r>
+        <w:rPr>
+          <w:i/>
+        </w:rPr>
+        <w:t>Cryptophagus fallax</w:t>
+      </w:r>
+      <w:r>
+        <w:t xml:space="preserve"> (VU) och </w:t>
+      </w:r>
+      <w:r>
+        <w:rPr>
+          <w:i/>
+        </w:rPr>
+        <w:t xml:space="preserve">Anitys rubens </w:t>
+      </w:r>
+      <w:r>
+        <w:t xml:space="preserve">(NT). I eller på fruktkroppar av svavelticka kan bl.a. </w:t>
+      </w:r>
+      <w:r>
+        <w:rPr>
+          <w:i/>
+        </w:rPr>
+        <w:t xml:space="preserve">Atheta liturata </w:t>
+      </w:r>
+      <w:r>
+        <w:t>(VU) och ekmulmbagge (NT) påträffas (SLU Artdatabanken, 2026).</w:t>
+      </w:r>
+    </w:p>
+    <w:p>
       <w:pPr>
         <w:pStyle w:val="Heading1"/>
       </w:pPr>
@@ -601,7 +657,7 @@
         <w:rPr>
           <w:i/>
         </w:rPr>
-        <w:t>I det avverkningsanmälda skogsområdet har 21 naturvårdsarter varav 5 rödlistade arter sina livsmiljöer och växtplatser.</w:t>
+        <w:t>I det avverkningsanmälda skogsområdet har 22 naturvårdsarter varav 5 rödlistade arter sina livsmiljöer och växtplatser.</w:t>
       </w:r>
     </w:p>
     <w:p>
@@ -1001,7 +1057,7 @@
     <w:r>
       <w:tab/>
       <w:tab/>
-      <w:t>2026-09-06</w:t>
+      <w:t>2026-09-07</w:t>
       <w:br/>
       <w:br/>
     </w:r>

--- a/klagomål/A 35895-2026 FSC-klagomål.docx
+++ b/klagomål/A 35895-2026 FSC-klagomål.docx
@@ -1057,7 +1057,7 @@
     <w:r>
       <w:tab/>
       <w:tab/>
-      <w:t>2026-09-07</w:t>
+      <w:t>2026-09-08</w:t>
       <w:br/>
       <w:br/>
     </w:r>

--- a/klagomål/A 35895-2026 FSC-klagomål.docx
+++ b/klagomål/A 35895-2026 FSC-klagomål.docx
@@ -1057,7 +1057,7 @@
     <w:r>
       <w:tab/>
       <w:tab/>
-      <w:t>2026-09-08</w:t>
+      <w:t>2026-09-09</w:t>
       <w:br/>
       <w:br/>
     </w:r>

--- a/klagomål/A 35895-2026 FSC-klagomål.docx
+++ b/klagomål/A 35895-2026 FSC-klagomål.docx
@@ -1057,7 +1057,7 @@
     <w:r>
       <w:tab/>
       <w:tab/>
-      <w:t>2026-09-09</w:t>
+      <w:t>2026-09-10</w:t>
       <w:br/>
       <w:br/>
     </w:r>

--- a/klagomål/A 35895-2026 FSC-klagomål.docx
+++ b/klagomål/A 35895-2026 FSC-klagomål.docx
@@ -1057,7 +1057,7 @@
     <w:r>
       <w:tab/>
       <w:tab/>
-      <w:t>2026-09-10</w:t>
+      <w:t>2026-09-11</w:t>
       <w:br/>
       <w:br/>
     </w:r>

--- a/klagomål/A 35895-2026 FSC-klagomål.docx
+++ b/klagomål/A 35895-2026 FSC-klagomål.docx
@@ -1057,7 +1057,7 @@
     <w:r>
       <w:tab/>
       <w:tab/>
-      <w:t>2026-09-11</w:t>
+      <w:t>2026-09-12</w:t>
       <w:br/>
       <w:br/>
     </w:r>

--- a/klagomål/A 35895-2026 FSC-klagomål.docx
+++ b/klagomål/A 35895-2026 FSC-klagomål.docx
@@ -1057,7 +1057,7 @@
     <w:r>
       <w:tab/>
       <w:tab/>
-      <w:t>2026-09-12</w:t>
+      <w:t>2026-09-13</w:t>
       <w:br/>
       <w:br/>
     </w:r>
